--- a/Md_Rawfur_Monzur_Jim_CV_new.docx
+++ b/Md_Rawfur_Monzur_Jim_CV_new.docx
@@ -32,7 +32,17 @@
           <w:sz w:val="18"/>
           <w:szCs w:val="18"/>
         </w:rPr>
-        <w:t>AI Engineer  Updated|  Production LLM Systems · Multi-Agent Pipelines · RAG · Fine-Tuning · Self-Hosted GPU Serving</w:t>
+        <w:t>AI Engineer</w:t>
+      </w:r>
+      <w:r>
+        <w:rPr>
+          <w:b/>
+          <w:bCs/>
+          <w:color w:val="294433"/>
+          <w:sz w:val="18"/>
+          <w:szCs w:val="18"/>
+        </w:rPr>
+        <w:t xml:space="preserve"> | Generative AI &amp; LLMs · RAG · AI Automation · AI Integration · Cloud &amp; API Solutions</w:t>
       </w:r>
     </w:p>
     <w:p>
@@ -125,43 +135,16 @@
         <w:spacing w:before="20" w:after="80"/>
       </w:pPr>
       <w:r>
-        <w:t xml:space="preserve">AI Engineer with almost three years’ experience building LLM systems that run in production. Currently leading the AI transformation at JudgeService Research Ltd: adding LLM features to the company’s review-analytics platform and building new AI products for the UK automotive sector, including a paid review-response service used by </w:t>
-      </w:r>
-      <w:r>
-        <w:rPr>
-          <w:b/>
-        </w:rPr>
-        <w:t>200+</w:t>
-      </w:r>
-      <w:r>
-        <w:t xml:space="preserve"> dealerships across the UK (</w:t>
-      </w:r>
-      <w:r>
-        <w:rPr>
-          <w:b/>
-        </w:rPr>
-        <w:t>100k+</w:t>
-      </w:r>
-      <w:r>
-        <w:t xml:space="preserve"> reviews a month, </w:t>
-      </w:r>
-      <w:r>
-        <w:rPr>
-          <w:b/>
-        </w:rPr>
-        <w:t>93%</w:t>
-      </w:r>
-      <w:r>
-        <w:t xml:space="preserve"> of drafts published unedited) and a multi-agent sentiment pipeline analysing </w:t>
-      </w:r>
-      <w:r>
-        <w:rPr>
-          <w:b/>
-        </w:rPr>
-        <w:t>30,000</w:t>
-      </w:r>
-      <w:r>
-        <w:t xml:space="preserve"> reviews a week. Hands-on across the whole stack: multi-agent design, fine-tuning (LoRA/QLoRA), RAG, evaluation, and keeping self-hosted GPU models running reliably.</w:t>
+        <w:t xml:space="preserve">AI Engineer with almost three years’ experience delivering </w:t>
+      </w:r>
+      <w:r>
+        <w:rPr>
+          <w:b/>
+        </w:rPr>
+        <w:t>Generative AI, LLM, and AI automation solutions</w:t>
+      </w:r>
+      <w:r>
+        <w:t xml:space="preserve"> into live business products. Currently leading AI transformation at JudgeService Research, integrating AI into an existing review-analytics platform and building new customer-facing AI products used by 200+ UK dealerships. Hands-on across the full stack: multi-agent pipelines, RAG, fine-tuning (LoRA/QLoRA), evaluation, and self-hosted GPU serving. Experienced translating business requirements into practical, scalable AI solutions, integrating via APIs, and deploying on cloud and on-prem environments. Commercially aware, with a track record of improving retention, generating recurring revenue, and communicating complex AI concepts to technical and non-technical stakeholders.</w:t>
       </w:r>
     </w:p>
     <w:p>
@@ -190,80 +173,80 @@
         <w:rPr>
           <w:b/>
         </w:rPr>
-        <w:t>LLM Engineering Updated:</w:t>
-      </w:r>
-      <w:r>
-        <w:t xml:space="preserve">  multi-agent systems, RAG, prompt and few-shot engineering, structured JSON output (Pydantic), LLM-as-a-judge, hallucination guards, evaluation-set design</w:t>
-      </w:r>
-    </w:p>
-    <w:p>
-      <w:pPr>
-        <w:spacing w:after="80"/>
-      </w:pPr>
-      <w:r>
-        <w:rPr>
-          <w:b/>
-        </w:rPr>
-        <w:t>Fine-Tuning &amp; Models:</w:t>
-      </w:r>
-      <w:r>
-        <w:t xml:space="preserve">  LLM fine-tuning (LoRA, QLoRA, Unsloth), knowledge distillation, Llama 3 (8B/70B), Gemma 4 31B, Gemini API, Groq</w:t>
-      </w:r>
-    </w:p>
-    <w:p>
-      <w:pPr>
-        <w:spacing w:after="80"/>
-      </w:pPr>
-      <w:r>
-        <w:rPr>
-          <w:b/>
-        </w:rPr>
-        <w:t>Serving &amp; MLOps:</w:t>
-      </w:r>
-      <w:r>
-        <w:t xml:space="preserve">  GPU serving (Ollama, NVIDIA GPU servers, cloud and on-prem), Docker, FastAPI, HAProxy, AWS EC2, KV-cache and concurrency tuning, health checks and alerting</w:t>
-      </w:r>
-    </w:p>
-    <w:p>
-      <w:pPr>
-        <w:spacing w:after="80"/>
-      </w:pPr>
-      <w:r>
-        <w:rPr>
-          <w:b/>
-        </w:rPr>
-        <w:t>Data &amp; Retrieval:</w:t>
-      </w:r>
-      <w:r>
-        <w:t xml:space="preserve">  LangChain, Chroma, embeddings (Linq-Embed-Mistral), WhisperX speech-to-text, SQL, star-schema data warehousing, Power BI</w:t>
-      </w:r>
-    </w:p>
-    <w:p>
-      <w:pPr>
-        <w:spacing w:after="80"/>
-      </w:pPr>
-      <w:r>
-        <w:rPr>
-          <w:b/>
-        </w:rPr>
-        <w:t>Engineering Practice:</w:t>
-      </w:r>
-      <w:r>
-        <w:t xml:space="preserve">  Python, JavaScript, TypeScript, OOP, PyTorch, scikit-learn, Git, GitHub Actions CI/CD, unit and regression testing, record/replay LLM test harness, Jira, agentic workflows (Claude Code, MCP)</w:t>
-      </w:r>
-    </w:p>
-    <w:p>
-      <w:pPr>
-        <w:spacing w:after="80"/>
-      </w:pPr>
-      <w:r>
-        <w:rPr>
-          <w:b/>
-        </w:rPr>
-        <w:t>Professional Skills:</w:t>
-      </w:r>
-      <w:r>
-        <w:t xml:space="preserve">  stakeholder communication, mentoring developers (internal LLM workshops), requirements gathering, end-to-end ownership of production systems, problem-solving</w:t>
+        <w:t>AI Solutions &amp; Implementation:</w:t>
+      </w:r>
+      <w:r>
+        <w:t xml:space="preserve">  Artificial Intelligence (AI) solutions, AI implementation, AI integration, AI automation, Generative AI, Large Language Models (LLMs), AI agents, multi-agent pipelines, RAG (Retrieval-Augmented Generation), prompt/few-shot engineering, structured JSON output, LLM-as-a-judge, hallucination guards, evaluation-set design, solution design, system integration, business process improvement, troubleshooting, optimisation, scalability, Responsible AI, privacy-first AI, privacy-first data handling, human-in-the-loop validation</w:t>
+      </w:r>
+    </w:p>
+    <w:p>
+      <w:pPr>
+        <w:spacing w:after="80"/>
+      </w:pPr>
+      <w:r>
+        <w:rPr>
+          <w:b/>
+        </w:rPr>
+        <w:t>Machine Learning &amp; Models:</w:t>
+      </w:r>
+      <w:r>
+        <w:t xml:space="preserve">  Machine learning, fine-tuning (LoRA, QLoRA), Unsloth, knowledge distillation, Llama 3 (8B/70B), Gemma 4 31B, PyTorch, scikit-learn, Gemini API, Groq</w:t>
+      </w:r>
+    </w:p>
+    <w:p>
+      <w:pPr>
+        <w:spacing w:after="80"/>
+      </w:pPr>
+      <w:r>
+        <w:rPr>
+          <w:b/>
+        </w:rPr>
+        <w:t>Cloud, APIs &amp; AI Services:</w:t>
+      </w:r>
+      <w:r>
+        <w:t xml:space="preserve">  Cloud platforms (AWS EC2), Cloud AI services (Gemini API, Groq), API integration, REST APIs, FastAPI, Docker, HAProxy, on-prem GPU servers, NVIDIA GPU servers, secure on-prem/self-hosted deployment, Ollama, KV-cache and concurrency tuning, health checks and alerting</w:t>
+      </w:r>
+    </w:p>
+    <w:p>
+      <w:pPr>
+        <w:spacing w:after="80"/>
+      </w:pPr>
+      <w:r>
+        <w:rPr>
+          <w:b/>
+        </w:rPr>
+        <w:t>Data, Retrieval &amp; Automation:</w:t>
+      </w:r>
+      <w:r>
+        <w:t xml:space="preserve">  LangChain, Chroma, embeddings (Linq-Embed-Mistral), Retrieval-Augmented Generation (RAG), WhisperX speech-to-text, SQL, star-schema data warehousing, Power BI, Power Query, DAX, Excel, AI workflows, workflow automation</w:t>
+      </w:r>
+    </w:p>
+    <w:p>
+      <w:pPr>
+        <w:spacing w:after="80"/>
+      </w:pPr>
+      <w:r>
+        <w:rPr>
+          <w:b/>
+        </w:rPr>
+        <w:t>Engineering &amp; Microsoft Ecosystem:</w:t>
+      </w:r>
+      <w:r>
+        <w:t xml:space="preserve">  Python, JavaScript, TypeScript, OOP, Git, GitHub Actions CI/CD, unit and regression testing, record/replay LLM test harness, Jira, agentic workflows (Claude Code, MCP), Microsoft Technologies / ecosystem (Power BI, Excel, Power Query, DAX)</w:t>
+      </w:r>
+    </w:p>
+    <w:p>
+      <w:pPr>
+        <w:spacing w:after="80"/>
+      </w:pPr>
+      <w:r>
+        <w:rPr>
+          <w:b/>
+        </w:rPr>
+        <w:t>Professional &amp; Customer-Facing:</w:t>
+      </w:r>
+      <w:r>
+        <w:t xml:space="preserve">  stakeholder management, communication with non-technical clients, requirements gathering, mentoring developers (internal LLM workshops), end-to-end ownership of production systems, problem-solving, commercial awareness, knowledge sharing, customer-facing delivery</w:t>
       </w:r>
     </w:p>
     <w:p>
@@ -303,7 +286,7 @@
           <w:sz w:val="24"/>
           <w:szCs w:val="24"/>
         </w:rPr>
-        <w:t>AI Engineer Gulu Gulu — JudgeService Research Ltd, UK</w:t>
+        <w:t>AI Engineer — JudgeService Research Ltd, UK</w:t>
       </w:r>
       <w:r>
         <w:rPr>
@@ -349,7 +332,7 @@
         <w:spacing w:after="80"/>
       </w:pPr>
       <w:r>
-        <w:t xml:space="preserve">Built and shipped a production </w:t>
+        <w:t xml:space="preserve">Built and shipped a client-facing </w:t>
       </w:r>
       <w:r>
         <w:rPr>
@@ -372,13 +355,7 @@
         <w:spacing w:after="80"/>
       </w:pPr>
       <w:r>
-        <w:rPr>
-          <w:b/>
-        </w:rPr>
-        <w:t>Fine-tuned</w:t>
-      </w:r>
-      <w:r>
-        <w:t xml:space="preserve"> Llama 3 8B with LoRA/QLoRA (Unsloth) on examples generated by Llama 3 70B to fix a rule the small model kept breaking (one dealer’s brand name an exact number of times in every reply), keeping its speed and low cost in production.</w:t>
+        <w:t>Fine-tuned Llama 3 8B with LoRA/QLoRA (Unsloth) on examples generated by Llama 3 70B to fix a rule the small model kept breaking (one dealer’s brand name an exact number of times in every reply), keeping its speed and low cost in production.</w:t>
       </w:r>
     </w:p>
     <w:p>
@@ -401,25 +378,7 @@
         <w:t>Docker</w:t>
       </w:r>
       <w:r>
-        <w:t xml:space="preserve"> behind a FastAPI REST API. Deployed first on </w:t>
-      </w:r>
-      <w:r>
-        <w:rPr>
-          <w:b/>
-        </w:rPr>
-        <w:t>AWS EC2,</w:t>
-      </w:r>
-      <w:r>
-        <w:t xml:space="preserve"> setting up NVIDIA drivers and the Linux environment from scratch, then led the move to the company’s own </w:t>
-      </w:r>
-      <w:r>
-        <w:rPr>
-          <w:b/>
-        </w:rPr>
-        <w:t>GPU</w:t>
-      </w:r>
-      <w:r>
-        <w:t xml:space="preserve"> server to cut running costs. Added database caching so repeat reviews never trigger a second model call.</w:t>
+        <w:t xml:space="preserve"> behind a FastAPI REST API. Deployed first on AWS EC2, setting up NVIDIA drivers and the Linux environment from scratch, then led the move to the company’s own GPU server to cut running costs. Added database caching so repeat reviews never trigger a second model call.</w:t>
       </w:r>
     </w:p>
     <w:p>
@@ -433,16 +392,7 @@
         <w:spacing w:after="80"/>
       </w:pPr>
       <w:r>
-        <w:t xml:space="preserve">Added automatic quality gates (rule-based checks plus an </w:t>
-      </w:r>
-      <w:r>
-        <w:rPr>
-          <w:b/>
-        </w:rPr>
-        <w:t>LLM-as-a-judge</w:t>
-      </w:r>
-      <w:r>
-        <w:t xml:space="preserve"> step) so poor drafts never reach a human. Dealers pick one of the three options every time, so their choices double as free feedback on which reply style works.</w:t>
+        <w:t>Added automatic quality gates (rule-based checks plus an LLM-as-a-judge step) so poor drafts never reach a human. Dealers pick one of the three options every time, so their choices double as free feedback on which reply style works.</w:t>
       </w:r>
     </w:p>
     <w:p>
@@ -478,16 +428,7 @@
         <w:t>multi-agent LLM</w:t>
       </w:r>
       <w:r>
-        <w:t xml:space="preserve"> pipeline that turns raw customer reviews into structured JSON for two insight dashboards (a general review-insight product and a sister product for negative reviews). Each agent does one job, from classifying the review to quoting evidence and linking sentiment to named staff. Analyses 30,000 reviews a week (</w:t>
-      </w:r>
-      <w:r>
-        <w:rPr>
-          <w:b/>
-        </w:rPr>
-        <w:t>1.5M+ a year</w:t>
-      </w:r>
-      <w:r>
-        <w:t>) and has helped the business win new clients and retain existing ones.</w:t>
+        <w:t xml:space="preserve"> pipeline that turns raw customer reviews into structured JSON for two client-facing insight dashboards (a general review-insight product and a sister product for negative reviews). Each agent does one job, from classifying the review to quoting evidence and linking sentiment to named staff. Analyses 30,000 reviews a week (1.5M+ a year) and has helped the business win new clients and retain existing ones.</w:t>
       </w:r>
     </w:p>
     <w:p>
@@ -507,19 +448,10 @@
       <w:r>
         <w:rPr>
           <w:rFonts w:ascii="Arial" w:hAnsi="Arial" w:cs="Arial"/>
-          <w:b/>
           <w:sz w:val="20"/>
           <w:szCs w:val="20"/>
         </w:rPr>
-        <w:t>Cut inference costs</w:t>
-      </w:r>
-      <w:r>
-        <w:rPr>
-          <w:rFonts w:ascii="Arial" w:hAnsi="Arial" w:cs="Arial"/>
-          <w:sz w:val="20"/>
-          <w:szCs w:val="20"/>
-        </w:rPr>
-        <w:t xml:space="preserve"> with a two-tier routing architecture: urgent single reviews go to the Gemini API for low-latency responses, while large batch jobs run on a self-hosted Gemma4 31B on the company's own GPU hardware, keeping per-review inference costs down.</w:t>
+        <w:t>Cut inference costs with a two-tier routing architecture: urgent single reviews go to the Gemini API for low-latency responses, while large batch jobs run on a self-hosted Gemma4 31B on the company's own GPU hardware, keeping per-review inference costs down.</w:t>
       </w:r>
     </w:p>
     <w:p>
@@ -543,26 +475,7 @@
           <w:szCs w:val="20"/>
           <w:lang w:val="en-GB"/>
         </w:rPr>
-        <w:t>Raised subcategory recall from 0.78 to 0.96 (</w:t>
-      </w:r>
-      <w:r>
-        <w:rPr>
-          <w:rFonts w:ascii="Arial" w:hAnsi="Arial" w:cs="Arial"/>
-          <w:b/>
-          <w:sz w:val="20"/>
-          <w:szCs w:val="20"/>
-          <w:lang w:val="en-GB"/>
-        </w:rPr>
-        <w:t>F1 0.98</w:t>
-      </w:r>
-      <w:r>
-        <w:rPr>
-          <w:rFonts w:ascii="Arial" w:hAnsi="Arial" w:cs="Arial"/>
-          <w:sz w:val="20"/>
-          <w:szCs w:val="20"/>
-          <w:lang w:val="en-GB"/>
-        </w:rPr>
-        <w:t>), measured on a 500-review golden set of hard cases, then locked the gains in with a regression suite that re-runs the set on every change and fails the build if accuracy drops.</w:t>
+        <w:t>Raised subcategory recall from 0.78 to 0.96 (F1 0.98), measured on a 500-review golden set of hard cases, then locked the gains in with a regression suite that re-runs the set on every change and fails the build if accuracy drops.</w:t>
       </w:r>
     </w:p>
     <w:p>
@@ -576,13 +489,7 @@
         <w:spacing w:after="80"/>
       </w:pPr>
       <w:r>
-        <w:rPr>
-          <w:b/>
-        </w:rPr>
-        <w:t>Engineered a zero-downtime LLM architecture</w:t>
-      </w:r>
-      <w:r>
-        <w:t xml:space="preserve"> using HAProxy and active-passive Ollama servers, featuring automated failover, self-healing restarts, and proactive IT alerting.</w:t>
+        <w:t>Engineered a zero-downtime LLM architecture using HAProxy and active-passive Ollama servers, featuring automated failover, self-healing restarts, and proactive IT alerting.</w:t>
       </w:r>
     </w:p>
     <w:p>
@@ -632,34 +539,7 @@
         <w:spacing w:after="80"/>
       </w:pPr>
       <w:r>
-        <w:t xml:space="preserve">Designed the retrieval end to end: </w:t>
-      </w:r>
-      <w:r>
-        <w:rPr>
-          <w:b/>
-        </w:rPr>
-        <w:t>LangChain</w:t>
-      </w:r>
-      <w:r>
-        <w:t xml:space="preserve"> ingestion, 2,000-character chunks, </w:t>
-      </w:r>
-      <w:r>
-        <w:rPr>
-          <w:b/>
-        </w:rPr>
-        <w:t>Linq-Embed-Mistral</w:t>
-      </w:r>
-      <w:r>
-        <w:t xml:space="preserve"> embeddings in a </w:t>
-      </w:r>
-      <w:r>
-        <w:rPr>
-          <w:b/>
-        </w:rPr>
-        <w:t>Chroma vector store</w:t>
-      </w:r>
-      <w:r>
-        <w:t>. For each chunk the system retrieves related code from across the repository, so the model understands calls into other files before it writes. A local Llama 3 drafts the documentation, and a second “technical writer” pass removes filler and formats clean Markdown.</w:t>
+        <w:t>Designed the retrieval end to end: LangChain ingestion, 2,000-character chunks, Linq-Embed-Mistral embeddings in a Chroma vector store. For each chunk the system retrieves related code from across the repository, so the model understands calls into other files before it writes. A local Llama 3 drafts the documentation, and a second 'technical writer' pass removes filler and formats clean Markdown.</w:t>
       </w:r>
     </w:p>
     <w:p>

--- a/Md_Rawfur_Monzur_Jim_CV_new.docx
+++ b/Md_Rawfur_Monzur_Jim_CV_new.docx
@@ -16,7 +16,31 @@
           <w:sz w:val="28"/>
           <w:szCs w:val="28"/>
         </w:rPr>
-        <w:t>Md Rawfur Monzur Jim</w:t>
+        <w:t xml:space="preserve">Md Rawfur </w:t>
+      </w:r>
+      <w:proofErr w:type="spellStart"/>
+      <w:r>
+        <w:rPr>
+          <w:b/>
+          <w:bCs/>
+          <w:smallCaps/>
+          <w:color w:val="294433"/>
+          <w:sz w:val="28"/>
+          <w:szCs w:val="28"/>
+        </w:rPr>
+        <w:t>Monzur</w:t>
+      </w:r>
+      <w:proofErr w:type="spellEnd"/>
+      <w:r>
+        <w:rPr>
+          <w:b/>
+          <w:bCs/>
+          <w:smallCaps/>
+          <w:color w:val="294433"/>
+          <w:sz w:val="28"/>
+          <w:szCs w:val="28"/>
+        </w:rPr>
+        <w:t xml:space="preserve"> Jim</w:t>
       </w:r>
     </w:p>
     <w:p>
@@ -32,17 +56,7 @@
           <w:sz w:val="18"/>
           <w:szCs w:val="18"/>
         </w:rPr>
-        <w:t>AI Engineer</w:t>
-      </w:r>
-      <w:r>
-        <w:rPr>
-          <w:b/>
-          <w:bCs/>
-          <w:color w:val="294433"/>
-          <w:sz w:val="18"/>
-          <w:szCs w:val="18"/>
-        </w:rPr>
-        <w:t xml:space="preserve"> | Generative AI &amp; LLMs · RAG · AI Automation · AI Integration · Cloud &amp; API Solutions</w:t>
+        <w:t>AI Engineer (Python)  |  Production LLM Systems · RAG · Document Search · Cloud-Native Delivery</w:t>
       </w:r>
     </w:p>
     <w:p>
@@ -134,17 +148,77 @@
       <w:pPr>
         <w:spacing w:before="20" w:after="80"/>
       </w:pPr>
-      <w:r>
-        <w:t xml:space="preserve">AI Engineer with almost three years’ experience delivering </w:t>
-      </w:r>
-      <w:r>
-        <w:rPr>
-          <w:b/>
-        </w:rPr>
-        <w:t>Generative AI, LLM, and AI automation solutions</w:t>
-      </w:r>
-      <w:r>
-        <w:t xml:space="preserve"> into live business products. Currently leading AI transformation at JudgeService Research, integrating AI into an existing review-analytics platform and building new customer-facing AI products used by 200+ UK dealerships. Hands-on across the full stack: multi-agent pipelines, RAG, fine-tuning (LoRA/QLoRA), evaluation, and self-hosted GPU serving. Experienced translating business requirements into practical, scalable AI solutions, integrating via APIs, and deploying on cloud and on-prem environments. Commercially aware, with a track record of improving retention, generating recurring revenue, and communicating complex AI concepts to technical and non-technical stakeholders.</w:t>
+      <w:proofErr w:type="spellStart"/>
+      <w:proofErr w:type="spellEnd"/>
+      <w:proofErr w:type="spellStart"/>
+      <w:proofErr w:type="spellEnd"/>
+      <w:proofErr w:type="spellStart"/>
+      <w:proofErr w:type="spellEnd"/>
+      <w:r>
+        <w:t xml:space="preserve">AI Engineer with almost three years’ experience building </w:t>
+      </w:r>
+      <w:r>
+        <w:rPr>
+          <w:b/>
+        </w:rPr>
+        <w:t>production-grade LLM and Python systems</w:t>
+      </w:r>
+      <w:r>
+        <w:t xml:space="preserve">. At JudgeService Research, I lead AI transformation: integrating GenAI into an existing review-analytics platform and shipping a customer-facing review-response service used by </w:t>
+      </w:r>
+      <w:r>
+        <w:rPr>
+          <w:b/>
+        </w:rPr>
+        <w:t>200+ UK dealerships</w:t>
+      </w:r>
+      <w:r>
+        <w:t xml:space="preserve"> (</w:t>
+      </w:r>
+      <w:r>
+        <w:rPr>
+          <w:b/>
+        </w:rPr>
+        <w:t>100k+ reviews/month</w:t>
+      </w:r>
+      <w:r>
+        <w:t xml:space="preserve">, </w:t>
+      </w:r>
+      <w:r>
+        <w:rPr>
+          <w:b/>
+        </w:rPr>
+        <w:t>93% drafts published unedited</w:t>
+      </w:r>
+      <w:r>
+        <w:t xml:space="preserve">). I design multi-agent pipelines, </w:t>
+      </w:r>
+      <w:r>
+        <w:rPr>
+          <w:b/>
+        </w:rPr>
+        <w:t>RAG-based document search</w:t>
+      </w:r>
+      <w:r>
+        <w:t xml:space="preserve"> over legacy code, and evaluation frameworks with </w:t>
+      </w:r>
+      <w:r>
+        <w:rPr>
+          <w:b/>
+        </w:rPr>
+        <w:t>LLM-as-a-judge</w:t>
+      </w:r>
+      <w:r>
+        <w:t xml:space="preserve"> and hand-labeled sets. Hands-on with </w:t>
+      </w:r>
+      <w:r>
+        <w:rPr>
+          <w:b/>
+        </w:rPr>
+        <w:t>Python, FastAPI, Docker, AWS/on-prem GPU serving</w:t>
+      </w:r>
+      <w:r>
+        <w:t>, CI/CD, automated testing, observability, and performance tuning. I build reusable internal tools and run LLM workshops to enable developers, partnering with technical and non-technical stakeholders to deliver reliable, secure, scalable AI capabilities.</w:t>
       </w:r>
     </w:p>
     <w:p>
@@ -169,84 +243,153 @@
       <w:pPr>
         <w:spacing w:after="80"/>
       </w:pPr>
-      <w:r>
-        <w:rPr>
-          <w:b/>
-        </w:rPr>
-        <w:t>AI Solutions &amp; Implementation:</w:t>
-      </w:r>
-      <w:r>
-        <w:t xml:space="preserve">  Artificial Intelligence (AI) solutions, AI implementation, AI integration, AI automation, Generative AI, Large Language Models (LLMs), AI agents, multi-agent pipelines, RAG (Retrieval-Augmented Generation), prompt/few-shot engineering, structured JSON output, LLM-as-a-judge, hallucination guards, evaluation-set design, solution design, system integration, business process improvement, troubleshooting, optimisation, scalability, Responsible AI, privacy-first AI, privacy-first data handling, human-in-the-loop validation</w:t>
-      </w:r>
-    </w:p>
-    <w:p>
-      <w:pPr>
-        <w:spacing w:after="80"/>
-      </w:pPr>
-      <w:r>
-        <w:rPr>
-          <w:b/>
-        </w:rPr>
-        <w:t>Machine Learning &amp; Models:</w:t>
-      </w:r>
-      <w:r>
-        <w:t xml:space="preserve">  Machine learning, fine-tuning (LoRA, QLoRA), Unsloth, knowledge distillation, Llama 3 (8B/70B), Gemma 4 31B, PyTorch, scikit-learn, Gemini API, Groq</w:t>
-      </w:r>
-    </w:p>
-    <w:p>
-      <w:pPr>
-        <w:spacing w:after="80"/>
-      </w:pPr>
-      <w:r>
-        <w:rPr>
-          <w:b/>
-        </w:rPr>
-        <w:t>Cloud, APIs &amp; AI Services:</w:t>
-      </w:r>
-      <w:r>
-        <w:t xml:space="preserve">  Cloud platforms (AWS EC2), Cloud AI services (Gemini API, Groq), API integration, REST APIs, FastAPI, Docker, HAProxy, on-prem GPU servers, NVIDIA GPU servers, secure on-prem/self-hosted deployment, Ollama, KV-cache and concurrency tuning, health checks and alerting</w:t>
-      </w:r>
-    </w:p>
-    <w:p>
-      <w:pPr>
-        <w:spacing w:after="80"/>
-      </w:pPr>
-      <w:r>
-        <w:rPr>
-          <w:b/>
-        </w:rPr>
-        <w:t>Data, Retrieval &amp; Automation:</w:t>
-      </w:r>
-      <w:r>
-        <w:t xml:space="preserve">  LangChain, Chroma, embeddings (Linq-Embed-Mistral), Retrieval-Augmented Generation (RAG), WhisperX speech-to-text, SQL, star-schema data warehousing, Power BI, Power Query, DAX, Excel, AI workflows, workflow automation</w:t>
-      </w:r>
-    </w:p>
-    <w:p>
-      <w:pPr>
-        <w:spacing w:after="80"/>
-      </w:pPr>
-      <w:r>
-        <w:rPr>
-          <w:b/>
-        </w:rPr>
-        <w:t>Engineering &amp; Microsoft Ecosystem:</w:t>
-      </w:r>
-      <w:r>
-        <w:t xml:space="preserve">  Python, JavaScript, TypeScript, OOP, Git, GitHub Actions CI/CD, unit and regression testing, record/replay LLM test harness, Jira, agentic workflows (Claude Code, MCP), Microsoft Technologies / ecosystem (Power BI, Excel, Power Query, DAX)</w:t>
-      </w:r>
-    </w:p>
-    <w:p>
-      <w:pPr>
-        <w:spacing w:after="80"/>
-      </w:pPr>
-      <w:r>
-        <w:rPr>
-          <w:b/>
-        </w:rPr>
-        <w:t>Professional &amp; Customer-Facing:</w:t>
-      </w:r>
-      <w:r>
-        <w:t xml:space="preserve">  stakeholder management, communication with non-technical clients, requirements gathering, mentoring developers (internal LLM workshops), end-to-end ownership of production systems, problem-solving, commercial awareness, knowledge sharing, customer-facing delivery</w:t>
+      <w:proofErr w:type="spellStart"/>
+      <w:proofErr w:type="spellEnd"/>
+      <w:r>
+        <w:rPr>
+          <w:b/>
+        </w:rPr>
+        <w:t>LLM &amp; Generative AI:</w:t>
+      </w:r>
+      <w:r>
+        <w:t xml:space="preserve">  Generative AI, Large Language Models (LLMs), </w:t>
+      </w:r>
+      <w:r>
+        <w:rPr>
+          <w:b/>
+        </w:rPr>
+        <w:t>Retrieval-Augmented Generation (RAG)</w:t>
+      </w:r>
+      <w:r>
+        <w:t xml:space="preserve">, </w:t>
+      </w:r>
+      <w:r>
+        <w:rPr>
+          <w:b/>
+        </w:rPr>
+        <w:t>document search</w:t>
+      </w:r>
+      <w:r>
+        <w:t>, multi-agent pipelines, prompt/few-shot engineering, structured JSON output (Pydantic), hallucination guards, AI evaluation, evaluation-set design, LLM-as-a-judge</w:t>
+      </w:r>
+    </w:p>
+    <w:p>
+      <w:pPr>
+        <w:spacing w:after="80"/>
+      </w:pPr>
+      <w:proofErr w:type="spellStart"/>
+      <w:proofErr w:type="spellEnd"/>
+      <w:proofErr w:type="spellStart"/>
+      <w:proofErr w:type="spellEnd"/>
+      <w:proofErr w:type="spellStart"/>
+      <w:proofErr w:type="spellEnd"/>
+      <w:proofErr w:type="spellStart"/>
+      <w:proofErr w:type="spellEnd"/>
+      <w:r>
+        <w:rPr>
+          <w:b/>
+        </w:rPr>
+        <w:t>Python Engineering &amp; APIs:</w:t>
+      </w:r>
+      <w:r>
+        <w:t xml:space="preserve">  </w:t>
+      </w:r>
+      <w:r>
+        <w:rPr>
+          <w:b/>
+        </w:rPr>
+        <w:t>Python</w:t>
+      </w:r>
+      <w:r>
+        <w:t xml:space="preserve">, FastAPI, REST API design, OOP, modular Python, reusable internal tools, developer enablement, JSON schema design, Git, </w:t>
+      </w:r>
+      <w:r>
+        <w:rPr>
+          <w:b/>
+        </w:rPr>
+        <w:t>GitHub Actions CI/CD</w:t>
+      </w:r>
+      <w:r>
+        <w:t>, automated testing, unit and regression testing, clean maintainable code, documentation-as-code, code quality</w:t>
+      </w:r>
+    </w:p>
+    <w:p>
+      <w:pPr>
+        <w:spacing w:after="80"/>
+      </w:pPr>
+      <w:proofErr w:type="spellStart"/>
+      <w:proofErr w:type="spellEnd"/>
+      <w:proofErr w:type="spellStart"/>
+      <w:proofErr w:type="spellEnd"/>
+      <w:proofErr w:type="spellStart"/>
+      <w:proofErr w:type="spellEnd"/>
+      <w:proofErr w:type="spellStart"/>
+      <w:proofErr w:type="spellEnd"/>
+      <w:r>
+        <w:rPr>
+          <w:b/>
+        </w:rPr>
+        <w:t>AI/ML &amp; Model Customization:</w:t>
+      </w:r>
+      <w:r>
+        <w:t xml:space="preserve">  LoRA, QLoRA, Unsloth, knowledge distillation, Llama 3 (8B/70B), Gemma 4 31B, Gemini API, Groq, PyTorch, scikit-learn, machine learning</w:t>
+      </w:r>
+    </w:p>
+    <w:p>
+      <w:pPr>
+        <w:spacing w:after="80"/>
+      </w:pPr>
+      <w:proofErr w:type="spellStart"/>
+      <w:proofErr w:type="spellEnd"/>
+      <w:proofErr w:type="spellStart"/>
+      <w:proofErr w:type="spellEnd"/>
+      <w:r>
+        <w:rPr>
+          <w:b/>
+        </w:rPr>
+        <w:t>Retrieval &amp; Data:</w:t>
+      </w:r>
+      <w:r>
+        <w:t xml:space="preserve">  LangChain, Chroma, vector embeddings (Linq-Embed-Mistral), </w:t>
+      </w:r>
+      <w:r>
+        <w:rPr>
+          <w:b/>
+        </w:rPr>
+        <w:t>privacy-first local RAG</w:t>
+      </w:r>
+      <w:r>
+        <w:t>, SQL, star-schema data warehousing, WhisperX speech-to-text, Power BI</w:t>
+      </w:r>
+    </w:p>
+    <w:p>
+      <w:pPr>
+        <w:spacing w:after="80"/>
+      </w:pPr>
+      <w:proofErr w:type="spellStart"/>
+      <w:proofErr w:type="spellEnd"/>
+      <w:r>
+        <w:rPr>
+          <w:b/>
+        </w:rPr>
+        <w:t>Cloud, Serving &amp; Reliability:</w:t>
+      </w:r>
+      <w:r>
+        <w:t xml:space="preserve">  Docker, AWS EC2, on-prem NVIDIA GPU servers, Ollama, HAProxy, FastAPI services, high availability, health checks and alerting, observability, monitoring, database caching, concurrency and KV-cache tuning, performance profiling, benchmarking, scalability, reliability</w:t>
+      </w:r>
+    </w:p>
+    <w:p>
+      <w:pPr>
+        <w:spacing w:after="80"/>
+      </w:pPr>
+      <w:r>
+        <w:rPr>
+          <w:b/>
+        </w:rPr>
+        <w:t>Professional &amp; Collaboration:</w:t>
+      </w:r>
+      <w:r>
+        <w:t xml:space="preserve">  stakeholder management, cross-functional collaboration, communication with non-technical clients, requirements gathering, mentoring developers (internal LLM workshops), technical leadership, end-to-end ownership, problem-solving, English</w:t>
       </w:r>
     </w:p>
     <w:p>
@@ -286,7 +429,35 @@
           <w:sz w:val="24"/>
           <w:szCs w:val="24"/>
         </w:rPr>
-        <w:t>AI Engineer — JudgeService Research Ltd, UK</w:t>
+        <w:t xml:space="preserve">AI Engineer (Python) — </w:t>
+      </w:r>
+      <w:proofErr w:type="spellStart"/>
+      <w:r>
+        <w:rPr>
+          <w:b/>
+          <w:bCs/>
+          <w:i/>
+          <w:iCs/>
+          <w:smallCaps/>
+          <w:color w:val="294433"/>
+          <w:sz w:val="24"/>
+          <w:szCs w:val="24"/>
+        </w:rPr>
+        <w:t>JudgeService</w:t>
+      </w:r>
+      <w:proofErr w:type="spellEnd"/>
+      <w:r>
+        <w:rPr>
+          <w:b/>
+          <w:bCs/>
+          <w:i/>
+          <w:iCs/>
+          <w:smallCaps/>
+          <w:color w:val="294433"/>
+          <w:sz w:val="24"/>
+          <w:szCs w:val="24"/>
+        </w:rPr>
+        <w:t xml:space="preserve"> Research Ltd, UK</w:t>
       </w:r>
       <w:r>
         <w:rPr>
@@ -318,7 +489,7 @@
           <w:b/>
           <w:bCs/>
         </w:rPr>
-        <w:t>AI Review-Response System</w:t>
+        <w:t>Local RAG Code-Documentation Engine</w:t>
       </w:r>
     </w:p>
     <w:p>
@@ -332,16 +503,25 @@
         <w:spacing w:after="80"/>
       </w:pPr>
       <w:r>
-        <w:t xml:space="preserve">Built and shipped a client-facing </w:t>
-      </w:r>
-      <w:r>
-        <w:rPr>
-          <w:b/>
-        </w:rPr>
-        <w:t>LLM</w:t>
-      </w:r>
-      <w:r>
-        <w:t xml:space="preserve"> service that drafts replies to customer reviews for car dealerships: it classifies each review as positive or negative, then generates three reply options (detailed, professional, short) that follow the dealership’s own rules. Now handles 100k+ reviews a month, with 93% of drafts published without edits.</w:t>
+        <w:t xml:space="preserve">Designed and built a </w:t>
+      </w:r>
+      <w:r>
+        <w:rPr>
+          <w:b/>
+        </w:rPr>
+        <w:t>privacy-first RAG pipeline in Python</w:t>
+      </w:r>
+      <w:r>
+        <w:t xml:space="preserve"> that automatically documents large legacy PHP and JavaScript codebases with almost no existing documentation. Runs entirely on local hardware so proprietary source code never leaves the company; cut manual documentation effort by </w:t>
+      </w:r>
+      <w:r>
+        <w:rPr>
+          <w:b/>
+        </w:rPr>
+        <w:t>90%</w:t>
+      </w:r>
+      <w:r>
+        <w:t xml:space="preserve"> and significantly accelerated engineer onboarding.</w:t>
       </w:r>
     </w:p>
     <w:p>
@@ -354,8 +534,50 @@
         </w:numPr>
         <w:spacing w:after="80"/>
       </w:pPr>
-      <w:r>
-        <w:t>Fine-tuned Llama 3 8B with LoRA/QLoRA (Unsloth) on examples generated by Llama 3 70B to fix a rule the small model kept breaking (one dealer’s brand name an exact number of times in every reply), keeping its speed and low cost in production.</w:t>
+      <w:proofErr w:type="spellStart"/>
+      <w:proofErr w:type="spellEnd"/>
+      <w:proofErr w:type="spellStart"/>
+      <w:proofErr w:type="spellEnd"/>
+      <w:proofErr w:type="spellStart"/>
+      <w:proofErr w:type="spellEnd"/>
+      <w:r>
+        <w:t xml:space="preserve">Owned retrieval end to end: </w:t>
+      </w:r>
+      <w:r>
+        <w:rPr>
+          <w:b/>
+        </w:rPr>
+        <w:t>LangChain</w:t>
+      </w:r>
+      <w:r>
+        <w:t xml:space="preserve"> ingestion, 2,000-character chunking, </w:t>
+      </w:r>
+      <w:r>
+        <w:rPr>
+          <w:b/>
+        </w:rPr>
+        <w:t>Linq-Embed-Mistral</w:t>
+      </w:r>
+      <w:r>
+        <w:t xml:space="preserve"> embeddings and a </w:t>
+      </w:r>
+      <w:r>
+        <w:rPr>
+          <w:b/>
+        </w:rPr>
+        <w:t>Chroma vector store</w:t>
+      </w:r>
+      <w:r>
+        <w:t xml:space="preserve">. For each chunk the system retrieved related code from across the repository, giving the model cross-file context before drafting with a local </w:t>
+      </w:r>
+      <w:r>
+        <w:rPr>
+          <w:b/>
+        </w:rPr>
+        <w:t>Llama 3</w:t>
+      </w:r>
+      <w:r>
+        <w:t xml:space="preserve"> model, followed by a second technical-writer pass to remove filler and format clean Markdown.</w:t>
       </w:r>
     </w:p>
     <w:p>
@@ -368,17 +590,41 @@
         </w:numPr>
         <w:spacing w:after="80"/>
       </w:pPr>
-      <w:r>
-        <w:t xml:space="preserve">Containerised the service with </w:t>
-      </w:r>
-      <w:r>
-        <w:rPr>
-          <w:b/>
-        </w:rPr>
-        <w:t>Docker</w:t>
-      </w:r>
-      <w:r>
-        <w:t xml:space="preserve"> behind a FastAPI REST API. Deployed first on AWS EC2, setting up NVIDIA drivers and the Linux environment from scratch, then led the move to the company’s own GPU server to cut running costs. Added database caching so repeat reviews never trigger a second model call.</w:t>
+      <w:proofErr w:type="spellStart"/>
+      <w:proofErr w:type="spellEnd"/>
+      <w:r>
+        <w:t xml:space="preserve">Hardened the pipeline for scale and maintainability: added a </w:t>
+      </w:r>
+      <w:r>
+        <w:rPr>
+          <w:b/>
+        </w:rPr>
+        <w:t>PyTorch GPU-memory safeguard</w:t>
+      </w:r>
+      <w:r>
+        <w:t xml:space="preserve"> with periodic cache clearing and micro-pauses after early runs crashed on thousands of files, and refactored the code into modular, object-oriented </w:t>
+      </w:r>
+      <w:r>
+        <w:rPr>
+          <w:b/>
+        </w:rPr>
+        <w:t>Python</w:t>
+      </w:r>
+      <w:r>
+        <w:t xml:space="preserve"> for easier extension and reuse.</w:t>
+      </w:r>
+    </w:p>
+    <w:p>
+      <w:pPr>
+        <w:keepNext/>
+        <w:spacing w:before="80" w:after="80"/>
+      </w:pPr>
+      <w:r>
+        <w:rPr>
+          <w:b/>
+          <w:bCs/>
+        </w:rPr>
+        <w:t>AI Review-Response System</w:t>
       </w:r>
     </w:p>
     <w:p>
@@ -392,20 +638,155 @@
         <w:spacing w:after="80"/>
       </w:pPr>
       <w:r>
-        <w:t>Added automatic quality gates (rule-based checks plus an LLM-as-a-judge step) so poor drafts never reach a human. Dealers pick one of the three options every time, so their choices double as free feedback on which reply style works.</w:t>
-      </w:r>
-    </w:p>
-    <w:p>
-      <w:pPr>
-        <w:keepNext/>
-        <w:spacing w:before="80" w:after="80"/>
-      </w:pPr>
-      <w:r>
-        <w:rPr>
-          <w:b/>
-          <w:bCs/>
-        </w:rPr>
-        <w:t>Multi-Agent Sentiment Analysis Pipeline</w:t>
+        <w:t xml:space="preserve">Built and shipped a </w:t>
+      </w:r>
+      <w:r>
+        <w:rPr>
+          <w:b/>
+        </w:rPr>
+        <w:t>production Python service</w:t>
+      </w:r>
+      <w:r>
+        <w:t xml:space="preserve"> that drafts replies to customer reviews for car dealerships: it classifies sentiment, then generates three reply options (detailed, professional and short) that follow each dealership's own rules. It now handles </w:t>
+      </w:r>
+      <w:r>
+        <w:rPr>
+          <w:b/>
+        </w:rPr>
+        <w:t>100k+ reviews a month</w:t>
+      </w:r>
+      <w:r>
+        <w:t xml:space="preserve">, with </w:t>
+      </w:r>
+      <w:r>
+        <w:rPr>
+          <w:b/>
+        </w:rPr>
+        <w:t>93%</w:t>
+      </w:r>
+      <w:r>
+        <w:t xml:space="preserve"> of drafts published without edits.</w:t>
+      </w:r>
+    </w:p>
+    <w:p>
+      <w:pPr>
+        <w:pStyle w:val="NoSpacing"/>
+        <w:numPr>
+          <w:ilvl w:val="0"/>
+          <w:numId w:val="2"/>
+        </w:numPr>
+        <w:spacing w:after="80"/>
+        <w:rPr>
+          <w:rFonts w:ascii="Arial" w:hAnsi="Arial" w:cs="Arial"/>
+          <w:sz w:val="20"/>
+          <w:szCs w:val="20"/>
+        </w:rPr>
+      </w:pPr>
+      <w:r>
+        <w:rPr>
+          <w:rFonts w:ascii="Arial" w:hAnsi="Arial" w:cs="Arial"/>
+          <w:sz w:val="20"/>
+          <w:szCs w:val="20"/>
+        </w:rPr>
+        <w:t xml:space="preserve">Fine-tuned </w:t>
+      </w:r>
+      <w:r>
+        <w:rPr>
+          <w:rFonts w:ascii="Arial" w:hAnsi="Arial" w:cs="Arial"/>
+          <w:b/>
+          <w:sz w:val="20"/>
+          <w:szCs w:val="20"/>
+        </w:rPr>
+        <w:t>Llama 3 8B</w:t>
+      </w:r>
+      <w:r>
+        <w:rPr>
+          <w:rFonts w:ascii="Arial" w:hAnsi="Arial" w:cs="Arial"/>
+          <w:sz w:val="20"/>
+          <w:szCs w:val="20"/>
+        </w:rPr>
+        <w:t xml:space="preserve"> with LoRA/QLoRA (Unsloth) on examples generated by Llama 3 70B to fix a constraint the smaller model kept breaking, preserving its speed and low cost in production while improving reliability on client-specific rules.</w:t>
+      </w:r>
+    </w:p>
+    <w:p>
+      <w:pPr>
+        <w:pStyle w:val="NoSpacing"/>
+        <w:numPr>
+          <w:ilvl w:val="0"/>
+          <w:numId w:val="2"/>
+        </w:numPr>
+        <w:spacing w:after="80"/>
+        <w:rPr>
+          <w:rFonts w:ascii="Arial" w:hAnsi="Arial" w:cs="Arial"/>
+          <w:sz w:val="20"/>
+          <w:szCs w:val="20"/>
+        </w:rPr>
+      </w:pPr>
+      <w:r>
+        <w:rPr>
+          <w:rFonts w:ascii="Arial" w:hAnsi="Arial" w:cs="Arial"/>
+          <w:sz w:val="20"/>
+          <w:szCs w:val="20"/>
+          <w:lang w:val="en-GB"/>
+        </w:rPr>
+        <w:t xml:space="preserve">Containerised the service with </w:t>
+      </w:r>
+      <w:r>
+        <w:rPr>
+          <w:rFonts w:ascii="Arial" w:hAnsi="Arial" w:cs="Arial"/>
+          <w:b/>
+          <w:sz w:val="20"/>
+          <w:szCs w:val="20"/>
+          <w:lang w:val="en-GB"/>
+        </w:rPr>
+        <w:t>Docker</w:t>
+      </w:r>
+      <w:r>
+        <w:rPr>
+          <w:rFonts w:ascii="Arial" w:hAnsi="Arial" w:cs="Arial"/>
+          <w:sz w:val="20"/>
+          <w:szCs w:val="20"/>
+          <w:lang w:val="en-GB"/>
+        </w:rPr>
+        <w:t xml:space="preserve"> behind a </w:t>
+      </w:r>
+      <w:r>
+        <w:rPr>
+          <w:rFonts w:ascii="Arial" w:hAnsi="Arial" w:cs="Arial"/>
+          <w:b/>
+          <w:sz w:val="20"/>
+          <w:szCs w:val="20"/>
+          <w:lang w:val="en-GB"/>
+        </w:rPr>
+        <w:t>FastAPI REST API</w:t>
+      </w:r>
+      <w:r>
+        <w:rPr>
+          <w:rFonts w:ascii="Arial" w:hAnsi="Arial" w:cs="Arial"/>
+          <w:sz w:val="20"/>
+          <w:szCs w:val="20"/>
+          <w:lang w:val="en-GB"/>
+        </w:rPr>
+        <w:t xml:space="preserve">. Deployed first on </w:t>
+      </w:r>
+      <w:r>
+        <w:rPr>
+          <w:rFonts w:ascii="Arial" w:hAnsi="Arial" w:cs="Arial"/>
+          <w:b/>
+          <w:sz w:val="20"/>
+          <w:szCs w:val="20"/>
+          <w:lang w:val="en-GB"/>
+        </w:rPr>
+        <w:t>AWS EC2</w:t>
+      </w:r>
+      <w:r>
+        <w:rPr>
+          <w:rFonts w:ascii="Arial" w:hAnsi="Arial" w:cs="Arial"/>
+          <w:sz w:val="20"/>
+          <w:szCs w:val="20"/>
+          <w:lang w:val="en-GB"/>
+        </w:rPr>
+        <w:t>, configuring NVIDIA drivers and the Linux environment from scratch, then led the migration to the company's own GPU server to cut running costs. Added database caching so repeat reviews never trigger a second model call.</w:t>
       </w:r>
     </w:p>
     <w:p>
@@ -418,64 +799,34 @@
         </w:numPr>
         <w:spacing w:after="80"/>
       </w:pPr>
-      <w:r>
-        <w:t xml:space="preserve">Designed and built a </w:t>
-      </w:r>
-      <w:r>
-        <w:rPr>
-          <w:b/>
-        </w:rPr>
-        <w:t>multi-agent LLM</w:t>
-      </w:r>
-      <w:r>
-        <w:t xml:space="preserve"> pipeline that turns raw customer reviews into structured JSON for two client-facing insight dashboards (a general review-insight product and a sister product for negative reviews). Each agent does one job, from classifying the review to quoting evidence and linking sentiment to named staff. Analyses 30,000 reviews a week (1.5M+ a year) and has helped the business win new clients and retain existing ones.</w:t>
-      </w:r>
-    </w:p>
-    <w:p>
-      <w:pPr>
-        <w:pStyle w:val="NoSpacing"/>
-        <w:numPr>
-          <w:ilvl w:val="0"/>
-          <w:numId w:val="2"/>
-        </w:numPr>
-        <w:spacing w:after="80"/>
-        <w:rPr>
-          <w:rFonts w:ascii="Arial" w:hAnsi="Arial" w:cs="Arial"/>
-          <w:sz w:val="20"/>
-          <w:szCs w:val="20"/>
-        </w:rPr>
-      </w:pPr>
-      <w:r>
-        <w:rPr>
-          <w:rFonts w:ascii="Arial" w:hAnsi="Arial" w:cs="Arial"/>
-          <w:sz w:val="20"/>
-          <w:szCs w:val="20"/>
-        </w:rPr>
-        <w:t>Cut inference costs with a two-tier routing architecture: urgent single reviews go to the Gemini API for low-latency responses, while large batch jobs run on a self-hosted Gemma4 31B on the company's own GPU hardware, keeping per-review inference costs down.</w:t>
-      </w:r>
-    </w:p>
-    <w:p>
-      <w:pPr>
-        <w:pStyle w:val="NoSpacing"/>
-        <w:numPr>
-          <w:ilvl w:val="0"/>
-          <w:numId w:val="2"/>
-        </w:numPr>
-        <w:spacing w:after="80"/>
-        <w:rPr>
-          <w:rFonts w:ascii="Arial" w:hAnsi="Arial" w:cs="Arial"/>
-          <w:sz w:val="20"/>
-          <w:szCs w:val="20"/>
-        </w:rPr>
-      </w:pPr>
-      <w:r>
-        <w:rPr>
-          <w:rFonts w:ascii="Arial" w:hAnsi="Arial" w:cs="Arial"/>
-          <w:sz w:val="20"/>
-          <w:szCs w:val="20"/>
-          <w:lang w:val="en-GB"/>
-        </w:rPr>
-        <w:t>Raised subcategory recall from 0.78 to 0.96 (F1 0.98), measured on a 500-review golden set of hard cases, then locked the gains in with a regression suite that re-runs the set on every change and fails the build if accuracy drops.</w:t>
+      <w:proofErr w:type="spellStart"/>
+      <w:proofErr w:type="spellEnd"/>
+      <w:proofErr w:type="spellStart"/>
+      <w:proofErr w:type="spellEnd"/>
+      <w:r>
+        <w:t xml:space="preserve">Added automated quality gates (rule-based checks plus an </w:t>
+      </w:r>
+      <w:r>
+        <w:rPr>
+          <w:b/>
+        </w:rPr>
+        <w:t>LLM-as-a-judge</w:t>
+      </w:r>
+      <w:r>
+        <w:t xml:space="preserve"> step) so poor drafts never reach a human reviewer. The three-option format also creates a natural feedback loop, because every dealer choice signals which reply style works best.</w:t>
+      </w:r>
+    </w:p>
+    <w:p>
+      <w:pPr>
+        <w:keepNext/>
+        <w:spacing w:before="80" w:after="80"/>
+      </w:pPr>
+      <w:r>
+        <w:rPr>
+          <w:b/>
+          <w:bCs/>
+        </w:rPr>
+        <w:t>Multi-Agent Sentiment Analysis Pipeline</w:t>
       </w:r>
     </w:p>
     <w:p>
@@ -489,20 +840,25 @@
         <w:spacing w:after="80"/>
       </w:pPr>
       <w:r>
-        <w:t>Engineered a zero-downtime LLM architecture using HAProxy and active-passive Ollama servers, featuring automated failover, self-healing restarts, and proactive IT alerting.</w:t>
-      </w:r>
-    </w:p>
-    <w:p>
-      <w:pPr>
-        <w:keepNext/>
-        <w:spacing w:before="80" w:after="80"/>
-      </w:pPr>
-      <w:r>
-        <w:rPr>
-          <w:b/>
-          <w:bCs/>
-        </w:rPr>
-        <w:t>Local RAG Code-Documentation Engine</w:t>
+        <w:t xml:space="preserve">Designed and built a </w:t>
+      </w:r>
+      <w:r>
+        <w:rPr>
+          <w:b/>
+        </w:rPr>
+        <w:t>multi-agent LLM pipeline in Python</w:t>
+      </w:r>
+      <w:r>
+        <w:t xml:space="preserve"> that turns raw customer reviews into structured JSON for two insight dashboards. Each agent has a single responsibility, from classification to evidence quoting and linking sentiment to named staff. It analyses </w:t>
+      </w:r>
+      <w:r>
+        <w:rPr>
+          <w:b/>
+        </w:rPr>
+        <w:t>30,000 reviews a week (1.5M+ a year)</w:t>
+      </w:r>
+      <w:r>
+        <w:t xml:space="preserve"> and has helped the business win new clients and retain existing ones.</w:t>
       </w:r>
     </w:p>
     <w:p>
@@ -515,17 +871,28 @@
         </w:numPr>
         <w:spacing w:after="80"/>
       </w:pPr>
-      <w:r>
-        <w:t xml:space="preserve">Built a </w:t>
-      </w:r>
-      <w:r>
-        <w:rPr>
-          <w:b/>
-        </w:rPr>
-        <w:t>RAG</w:t>
-      </w:r>
-      <w:r>
-        <w:t xml:space="preserve"> pipeline that automatically documents large legacy PHP and JavaScript codebases that previously had almost no documentation. Runs entirely on local hardware, so proprietary source code never leaves the company. Cut manual documentation effort by 90% and made onboarding new engineers far faster.</w:t>
+      <w:proofErr w:type="spellStart"/>
+      <w:proofErr w:type="spellEnd"/>
+      <w:r>
+        <w:t xml:space="preserve">Cut inference costs with a </w:t>
+      </w:r>
+      <w:r>
+        <w:rPr>
+          <w:b/>
+        </w:rPr>
+        <w:t>two-tier routing architecture</w:t>
+      </w:r>
+      <w:r>
+        <w:t xml:space="preserve">: urgent single reviews go to the Gemini API for low latency, while large batch jobs run on a self-hosted </w:t>
+      </w:r>
+      <w:r>
+        <w:rPr>
+          <w:b/>
+        </w:rPr>
+        <w:t>Gemma 4 31B</w:t>
+      </w:r>
+      <w:r>
+        <w:t xml:space="preserve"> model on the company's own GPU hardware, keeping per-review inference costs down.</w:t>
       </w:r>
     </w:p>
     <w:p>
@@ -538,8 +905,37 @@
         </w:numPr>
         <w:spacing w:after="80"/>
       </w:pPr>
-      <w:r>
-        <w:t>Designed the retrieval end to end: LangChain ingestion, 2,000-character chunks, Linq-Embed-Mistral embeddings in a Chroma vector store. For each chunk the system retrieves related code from across the repository, so the model understands calls into other files before it writes. A local Llama 3 drafts the documentation, and a second 'technical writer' pass removes filler and formats clean Markdown.</w:t>
+      <w:proofErr w:type="spellStart"/>
+      <w:proofErr w:type="spellEnd"/>
+      <w:r>
+        <w:t xml:space="preserve">Raised subcategory recall from </w:t>
+      </w:r>
+      <w:r>
+        <w:rPr>
+          <w:b/>
+        </w:rPr>
+        <w:t>0.78 to 0.96</w:t>
+      </w:r>
+      <w:r>
+        <w:t xml:space="preserve"> (</w:t>
+      </w:r>
+      <w:r>
+        <w:rPr>
+          <w:b/>
+        </w:rPr>
+        <w:t>F1 0.98</w:t>
+      </w:r>
+      <w:r>
+        <w:t xml:space="preserve">) on a 500-review golden set of hard cases, then locked the gains in with a regression suite that re-runs the set on every change and fails the </w:t>
+      </w:r>
+      <w:r>
+        <w:rPr>
+          <w:b/>
+        </w:rPr>
+        <w:t>CI build</w:t>
+      </w:r>
+      <w:r>
+        <w:t xml:space="preserve"> if accuracy drops.</w:t>
       </w:r>
     </w:p>
     <w:p>
@@ -552,8 +948,37 @@
         </w:numPr>
         <w:spacing w:after="80"/>
       </w:pPr>
-      <w:r>
-        <w:t>Made it stable at scale: added a PyTorch GPU-memory safeguard (periodic cache clearing with short pauses) after early runs crashed on thousands of files, and refactored the pipeline into modular, object-oriented Python.</w:t>
+      <w:proofErr w:type="spellStart"/>
+      <w:proofErr w:type="spellEnd"/>
+      <w:r>
+        <w:t xml:space="preserve">Engineered a </w:t>
+      </w:r>
+      <w:r>
+        <w:rPr>
+          <w:b/>
+        </w:rPr>
+        <w:t>zero-downtime LLM architecture</w:t>
+      </w:r>
+      <w:r>
+        <w:t xml:space="preserve"> using </w:t>
+      </w:r>
+      <w:r>
+        <w:rPr>
+          <w:b/>
+        </w:rPr>
+        <w:t>HAProxy</w:t>
+      </w:r>
+      <w:r>
+        <w:t xml:space="preserve"> and active-passive </w:t>
+      </w:r>
+      <w:r>
+        <w:rPr>
+          <w:b/>
+        </w:rPr>
+        <w:t>Ollama</w:t>
+      </w:r>
+      <w:r>
+        <w:t xml:space="preserve"> servers, with automated failover, self-healing restarts and proactive IT alerting to keep production services reliable.</w:t>
       </w:r>
     </w:p>
     <w:p>
@@ -579,8 +1004,28 @@
         </w:numPr>
         <w:spacing w:after="80"/>
       </w:pPr>
-      <w:r>
-        <w:t>Built an automated call-quality assessment tool: WhisperX transcribes recorded calls and an LLM assesses each one against a set of quality rules, replacing manual QA audits.</w:t>
+      <w:proofErr w:type="spellStart"/>
+      <w:proofErr w:type="spellEnd"/>
+      <w:r>
+        <w:t xml:space="preserve">Built an automated call-quality assessment tool: </w:t>
+      </w:r>
+      <w:r>
+        <w:rPr>
+          <w:b/>
+        </w:rPr>
+        <w:t>WhisperX</w:t>
+      </w:r>
+      <w:r>
+        <w:t xml:space="preserve"> transcribes recorded calls and an </w:t>
+      </w:r>
+      <w:r>
+        <w:rPr>
+          <w:b/>
+        </w:rPr>
+        <w:t>LLM</w:t>
+      </w:r>
+      <w:r>
+        <w:t xml:space="preserve"> assesses each one against quality rules, replacing manual QA audits and improving consistency.</w:t>
       </w:r>
     </w:p>
     <w:p>
@@ -594,7 +1039,16 @@
         <w:spacing w:after="80"/>
       </w:pPr>
       <w:r>
-        <w:t>Ran internal LLM and prompt-engineering workshops, speeding up adoption of AI tools across the team.</w:t>
+        <w:t xml:space="preserve">Ran internal </w:t>
+      </w:r>
+      <w:r>
+        <w:rPr>
+          <w:b/>
+        </w:rPr>
+        <w:t>LLM and prompt-engineering workshops</w:t>
+      </w:r>
+      <w:r>
+        <w:t>, speeding up adoption of AI tooling across the team and raising engineering standards through practical, hands-on enablement.</w:t>
       </w:r>
     </w:p>
     <w:p>
@@ -632,19 +1086,28 @@
         </w:rPr>
         <w:t xml:space="preserve"> </w:t>
       </w:r>
-      <w:r>
-        <w:rPr>
-          <w:b/>
-          <w:bCs/>
-        </w:rPr>
-        <w:t>ResumeTailor (Built with Claude &amp; Jira)</w:t>
-      </w:r>
-      <w:r>
-        <w:rPr>
-          <w:b/>
-          <w:bCs/>
-        </w:rPr>
-        <w:t xml:space="preserve"> </w:t>
+      <w:proofErr w:type="spellStart"/>
+      <w:r>
+        <w:rPr>
+          <w:b/>
+          <w:bCs/>
+        </w:rPr>
+        <w:t>ResumeTailor</w:t>
+      </w:r>
+      <w:proofErr w:type="spellEnd"/>
+      <w:r>
+        <w:rPr>
+          <w:b/>
+          <w:bCs/>
+        </w:rPr>
+        <w:t xml:space="preserve"> (Built with Claude &amp; Jira) </w:t>
+      </w:r>
+      <w:r>
+        <w:rPr>
+          <w:b/>
+          <w:bCs/>
+        </w:rPr>
+        <w:t>[</w:t>
       </w:r>
       <w:hyperlink r:id="rId8" w:history="1">
         <w:r>
@@ -668,7 +1131,15 @@
         <w:spacing w:after="80"/>
       </w:pPr>
       <w:r>
-        <w:t xml:space="preserve">Engineered a six-agent pipeline (Gemini Flash) that analyzes job descriptions against a candidate’s real experience to precisely rewrite CV summaries and skills, boosting </w:t>
+        <w:t xml:space="preserve">Engineered a six-agent pipeline (Gemini Flash) that </w:t>
+      </w:r>
+      <w:proofErr w:type="spellStart"/>
+      <w:r>
+        <w:t>analyzes</w:t>
+      </w:r>
+      <w:proofErr w:type="spellEnd"/>
+      <w:r>
+        <w:t xml:space="preserve"> job descriptions against a candidate’s real experience to precisely rewrite CV summaries and skills, boosting </w:t>
       </w:r>
       <w:r>
         <w:rPr>
@@ -788,7 +1259,15 @@
         <w:spacing w:after="80"/>
       </w:pPr>
       <w:r>
-        <w:t xml:space="preserve">Developed a data warehouse to analyze government spending patterns, facilitating </w:t>
+        <w:t xml:space="preserve">Developed a data warehouse to </w:t>
+      </w:r>
+      <w:proofErr w:type="spellStart"/>
+      <w:r>
+        <w:t>analyze</w:t>
+      </w:r>
+      <w:proofErr w:type="spellEnd"/>
+      <w:r>
+        <w:t xml:space="preserve"> government spending patterns, facilitating </w:t>
       </w:r>
       <w:r>
         <w:rPr>
@@ -880,6 +1359,13 @@
           <w:bCs/>
         </w:rPr>
         <w:t>Personalised Diet Recommendation System</w:t>
+      </w:r>
+      <w:r>
+        <w:rPr>
+          <w:b/>
+          <w:bCs/>
+        </w:rPr>
+        <w:t xml:space="preserve"> </w:t>
       </w:r>
       <w:r>
         <w:rPr>
@@ -958,7 +1444,23 @@
           <w:b/>
           <w:bCs/>
         </w:rPr>
-        <w:t xml:space="preserve">K-nearest Neighbors </w:t>
+        <w:t xml:space="preserve">K-nearest </w:t>
+      </w:r>
+      <w:proofErr w:type="spellStart"/>
+      <w:r>
+        <w:rPr>
+          <w:b/>
+          <w:bCs/>
+        </w:rPr>
+        <w:t>Neighbors</w:t>
+      </w:r>
+      <w:proofErr w:type="spellEnd"/>
+      <w:r>
+        <w:rPr>
+          <w:b/>
+          <w:bCs/>
+        </w:rPr>
+        <w:t xml:space="preserve"> </w:t>
       </w:r>
       <w:r>
         <w:t>algorithm to tailor diet advice considering user metrics like age, height, weight, gender, activity level, BMI, and BMR.</w:t>
@@ -1019,6 +1521,13 @@
           <w:bCs/>
         </w:rPr>
         <w:t>Multimodal Sarcasm Detection</w:t>
+      </w:r>
+      <w:r>
+        <w:rPr>
+          <w:b/>
+          <w:bCs/>
+        </w:rPr>
+        <w:t xml:space="preserve"> </w:t>
       </w:r>
       <w:r>
         <w:rPr>
@@ -1068,6 +1577,7 @@
       <w:r>
         <w:t xml:space="preserve"> and </w:t>
       </w:r>
+      <w:proofErr w:type="spellStart"/>
       <w:r>
         <w:rPr>
           <w:b/>
@@ -1075,6 +1585,7 @@
         </w:rPr>
         <w:t>EasyOCR</w:t>
       </w:r>
+      <w:proofErr w:type="spellEnd"/>
       <w:r>
         <w:t>.</w:t>
       </w:r>
@@ -1102,6 +1613,7 @@
       <w:r>
         <w:t xml:space="preserve"> and </w:t>
       </w:r>
+      <w:proofErr w:type="spellStart"/>
       <w:r>
         <w:rPr>
           <w:b/>
@@ -1109,9 +1621,11 @@
         </w:rPr>
         <w:t>FastText</w:t>
       </w:r>
+      <w:proofErr w:type="spellEnd"/>
       <w:r>
         <w:t xml:space="preserve"> text models with a </w:t>
       </w:r>
+      <w:proofErr w:type="spellStart"/>
       <w:r>
         <w:rPr>
           <w:b/>
@@ -1119,8 +1633,25 @@
         </w:rPr>
         <w:t>ResNet</w:t>
       </w:r>
-      <w:r>
-        <w:t xml:space="preserve"> image model to rate sarcasm and irony, working with the Facebook community Commenti Memorabili on their data.</w:t>
+      <w:proofErr w:type="spellEnd"/>
+      <w:r>
+        <w:t xml:space="preserve"> image model to rate sarcasm and irony, working with the Facebook community </w:t>
+      </w:r>
+      <w:proofErr w:type="spellStart"/>
+      <w:r>
+        <w:t>Commenti</w:t>
+      </w:r>
+      <w:proofErr w:type="spellEnd"/>
+      <w:r>
+        <w:t xml:space="preserve"> </w:t>
+      </w:r>
+      <w:proofErr w:type="spellStart"/>
+      <w:r>
+        <w:t>Memorabili</w:t>
+      </w:r>
+      <w:proofErr w:type="spellEnd"/>
+      <w:r>
+        <w:t xml:space="preserve"> on their data.</w:t>
       </w:r>
     </w:p>
     <w:p>
@@ -1134,6 +1665,13 @@
           <w:bCs/>
         </w:rPr>
         <w:t>Student Mathematics Performance Predictor</w:t>
+      </w:r>
+      <w:r>
+        <w:rPr>
+          <w:b/>
+          <w:bCs/>
+        </w:rPr>
+        <w:t xml:space="preserve"> </w:t>
       </w:r>
       <w:r>
         <w:rPr>
@@ -1195,14 +1733,63 @@
         <w:spacing w:after="80"/>
       </w:pPr>
       <w:r>
-        <w:t xml:space="preserve">Utilized and Hyperparameter-tuned various algorithms and predict (RandomForest, DecisionTree, GradientBoosting, Linear Regression, </w:t>
-      </w:r>
-      <w:r>
-        <w:rPr>
-          <w:b/>
-          <w:bCs/>
-        </w:rPr>
-        <w:t>XGBRegressor, CatBoosting, AdaBoost</w:t>
+        <w:t>Utilized and Hyperparameter-tuned various algorithms and predict (</w:t>
+      </w:r>
+      <w:proofErr w:type="spellStart"/>
+      <w:r>
+        <w:t>RandomForest</w:t>
+      </w:r>
+      <w:proofErr w:type="spellEnd"/>
+      <w:r>
+        <w:t xml:space="preserve">, </w:t>
+      </w:r>
+      <w:proofErr w:type="spellStart"/>
+      <w:r>
+        <w:t>DecisionTree</w:t>
+      </w:r>
+      <w:proofErr w:type="spellEnd"/>
+      <w:r>
+        <w:t xml:space="preserve">, </w:t>
+      </w:r>
+      <w:proofErr w:type="spellStart"/>
+      <w:r>
+        <w:t>GradientBoosting</w:t>
+      </w:r>
+      <w:proofErr w:type="spellEnd"/>
+      <w:r>
+        <w:t xml:space="preserve">, Linear Regression, </w:t>
+      </w:r>
+      <w:proofErr w:type="spellStart"/>
+      <w:r>
+        <w:rPr>
+          <w:b/>
+          <w:bCs/>
+        </w:rPr>
+        <w:t>XGBRegressor</w:t>
+      </w:r>
+      <w:proofErr w:type="spellEnd"/>
+      <w:r>
+        <w:rPr>
+          <w:b/>
+          <w:bCs/>
+        </w:rPr>
+        <w:t xml:space="preserve">, </w:t>
+      </w:r>
+      <w:proofErr w:type="spellStart"/>
+      <w:r>
+        <w:rPr>
+          <w:b/>
+          <w:bCs/>
+        </w:rPr>
+        <w:t>CatBoosting</w:t>
+      </w:r>
+      <w:proofErr w:type="spellEnd"/>
+      <w:r>
+        <w:rPr>
+          <w:b/>
+          <w:bCs/>
+        </w:rPr>
+        <w:t>, AdaBoost</w:t>
       </w:r>
       <w:r>
         <w:t>) for optimal results and showcasing my dedication in problem solving.</w:t>
@@ -2024,6 +2611,7 @@
   <w:style w:type="character" w:default="1" w:styleId="DefaultParagraphFont">
     <w:name w:val="Default Paragraph Font"/>
     <w:uiPriority w:val="1"/>
+    <w:semiHidden/>
     <w:unhideWhenUsed/>
   </w:style>
   <w:style w:type="table" w:default="1" w:styleId="TableNormal">
